--- a/extrakty/doc/TC278WG12/extract_17261_(2008).docx
+++ b/extrakty/doc/TC278WG12/extract_17261_(2008).docx
@@ -638,7 +638,7 @@
       </w:r>
       <w:r>
         <w:rPr/>
-        <w:t xml:space="preserve"> stanovuje referenční body rozhraní komponent systémů AVI/AEI. Hlavním referenčním bodem je bezdrátové rozhranní Delta. Logický rámec, vycházející z obrázku 5, pojmenovává hlavní bloky a rozhraní mezi nimi.</w:t>
+        <w:t xml:space="preserve"> stanovuje referenční body rozhraní komponent systémů AVI/AEI. Hlavním referenčním bodem je bezdrátové rozhraní Delta. Logický rámec, vycházející z obrázku 5, pojmenovává hlavní bloky a rozhraní mezi nimi.</w:t>
       </w:r>
     </w:p>
     <w:p>

--- a/extrakty/doc/TC278WG12/extract_17261_(2008).docx
+++ b/extrakty/doc/TC278WG12/extract_17261_(2008).docx
@@ -205,6 +205,20 @@
       <w:pPr>
         <w:pStyle w:val="Textnormy"/>
         <w:rPr>
+          <w:spacing w:val="-2"/>
+        </w:rPr>
+      </w:pPr>
+      <w:r>
+        <w:rPr>
+          <w:spacing w:val="-2"/>
+        </w:rPr>
+        <w:t xml:space="preserve">Poznámka: Extrakt uvádí vybrané kapitoly popisovaného dokumentu a přejímá původní číslování kapitol.</w:t>
+      </w:r>
+    </w:p>
+    <w:p>
+      <w:pPr>
+        <w:pStyle w:val="Textnormy"/>
+        <w:rPr>
           <w:b/>
           <w:sz w:val="22"/>
           <w:szCs w:val="22"/>
@@ -302,17 +316,35 @@
           <w:sz w:val="22"/>
           <w:szCs w:val="22"/>
         </w:rPr>
-        <w:t>Souvisící normy</w:t>
-      </w:r>
-    </w:p>
-    <w:p>
-      <w:pPr>
-        <w:pStyle w:val="Textnormy"/>
-        <w:rPr/>
-      </w:pPr>
-      <w:r>
-        <w:rPr/>
-        <w:t>Tato norma staví na souboru norem ISO 14814, ISO 14815 a ISO 14816, které popisují neintermodální systém automatické identifikace AVI/AEI a vymezuje pole působnosti dalšímu souboru norem pro intermodální prostředí ISO 17261 až ISO 17264. Pro samotnou práci s touto normou není nutné se seznamovat s dalšími normami.</w:t>
+        <w:t>1 Předmět normy</w:t>
+      </w:r>
+    </w:p>
+    <w:p>
+      <w:pPr>
+        <w:pStyle w:val="Textnormy"/>
+        <w:rPr>
+          <w:spacing w:val="-2"/>
+        </w:rPr>
+      </w:pPr>
+      <w:r>
+        <w:rPr>
+          <w:spacing w:val="-2"/>
+        </w:rPr>
+        <w:t>Tato norma představuje systémovou architekturu intermodálního/multimodálního systému AVI/AEI. Popisuje klíčové komponenty, jejich rozhraní a vzájemné závislosti. Referenční architektura stanovená v této normě je konzistentním rozšířením architektury popsané v normě určené pro jednoduché systémy AVI/AEI v ISO 14814. Skládá se z: konceptuálního popisu, logické definice, identifikace objektů, struktury interakcí objektů, datové architektury, fyzického popisu, bezpečnosti systému, odolnosti, výkonu, obnovení po katastrofě a migrací (přenositelností). Pro popis architektury je zde zvoleno zjednodušené objektové modelování založené na principech UML.</w:t>
+      </w:r>
+    </w:p>
+    <w:p>
+      <w:pPr>
+        <w:pStyle w:val="Textnormy"/>
+        <w:rPr>
+          <w:spacing w:val="-2"/>
+        </w:rPr>
+      </w:pPr>
+      <w:r>
+        <w:rPr>
+          <w:spacing w:val="-2"/>
+        </w:rPr>
+        <w:t>Norma se věnuje pouze jednotkám AVI/AEI. Krabice, malé nádoby a přepravované zboží jsou mimo rámec této normy. Obecně platí, že obsah uvnitř nákladního prostoru řeší skupina ISO/IEC JTC1 SC31; co je vně řeší skupina CEN TC278 WG12 společně se ISO TC204 WG4.</w:t>
       </w:r>
     </w:p>
     <w:p>
@@ -330,35 +362,17 @@
           <w:sz w:val="22"/>
           <w:szCs w:val="22"/>
         </w:rPr>
-        <w:t>1 Předmět normy</w:t>
-      </w:r>
-    </w:p>
-    <w:p>
-      <w:pPr>
-        <w:pStyle w:val="Textnormy"/>
-        <w:rPr>
-          <w:spacing w:val="-2"/>
-        </w:rPr>
-      </w:pPr>
-      <w:r>
-        <w:rPr>
-          <w:spacing w:val="-2"/>
-        </w:rPr>
-        <w:t>Tato norma představuje systémovou architekturu intermodálního/multimodálního systému AVI/AEI. Popisuje klíčové komponenty, jejich rozhraní a vzájemné závislosti. Referenční architektura stanovená v této normě je konzistentním rozšířením architektury popsané v normě určené pro jednoduché systémy AVI/AEI v ISO 14814. Skládá se z: konceptuálního popisu, logické definice, identifikace objektů, struktury interakcí objektů, datové architektury, fyzického popisu, bezpečnosti systému, odolnosti, výkonu, obnovení po katastrofě a migrací (přenositelností). Pro popis architektury je zde zvoleno zjednodušené objektové modelování založené na principech UML.</w:t>
-      </w:r>
-    </w:p>
-    <w:p>
-      <w:pPr>
-        <w:pStyle w:val="Textnormy"/>
-        <w:rPr>
-          <w:spacing w:val="-2"/>
-        </w:rPr>
-      </w:pPr>
-      <w:r>
-        <w:rPr>
-          <w:spacing w:val="-2"/>
-        </w:rPr>
-        <w:t>Norma se věnuje pouze jednotkám AVI/AEI. Krabice, malé nádoby a přepravované zboží jsou mimo rámec této normy. Obecně platí, že obsah uvnitř nákladního prostoru řeší skupina ISO/IEC JTC1 SC31; co je vně řeší skupina CEN TC278 WG12 společně se ISO TC204 WG4.</w:t>
+        <w:t xml:space="preserve">2 Souvisící normy</w:t>
+      </w:r>
+    </w:p>
+    <w:p>
+      <w:pPr>
+        <w:pStyle w:val="Textnormy"/>
+        <w:rPr/>
+      </w:pPr>
+      <w:r>
+        <w:rPr/>
+        <w:t>Tato norma staví na souboru norem ISO 14814, ISO 14815 a ISO 14816, které popisují neintermodální systém automatické identifikace AVI/AEI a vymezuje pole působnosti dalšímu souboru norem pro intermodální prostředí ISO 17261 až ISO 17264. Pro samotnou práci s touto normou není nutné se seznamovat s dalšími normami.</w:t>
       </w:r>
     </w:p>
     <w:p>
@@ -391,6 +405,20 @@
           <w:spacing w:val="-2"/>
         </w:rPr>
         <w:t>Vzhledem ke svému zaměření má tato norma velmi rozsáhlou část terminologie, která zabírá plných 6 stránek a obsahuje 65 termínů.</w:t>
+      </w:r>
+    </w:p>
+    <w:p>
+      <w:pPr>
+        <w:pStyle w:val="Textnormy"/>
+        <w:rPr>
+          <w:spacing w:val="-2"/>
+        </w:rPr>
+      </w:pPr>
+      <w:r>
+        <w:rPr>
+          <w:spacing w:val="-2"/>
+        </w:rPr>
+        <w:t xml:space="preserve">Další termíny a zkratky z oboru ITS jsou obsaženy ve slovníku ITS terminology (www.ITSterminology.org).</w:t>
       </w:r>
     </w:p>
     <w:p>
@@ -513,7 +541,7 @@
             </wp:cNvGraphicFramePr>
             <a:graphic xmlns:a="http://schemas.openxmlformats.org/drawingml/2006/main">
               <a:graphicData uri="http://schemas.openxmlformats.org/drawingml/2006/picture">
-                <pic:pic xmlns:pic="http://schemas.openxmlformats.org/drawingml/2006/picture">
+                <pic:pic>
                   <pic:nvPicPr>
                     <pic:cNvPr id="1" name="Image1"/>
                     <pic:cNvPicPr>
@@ -660,7 +688,7 @@
             </wp:cNvGraphicFramePr>
             <a:graphic xmlns:a="http://schemas.openxmlformats.org/drawingml/2006/main">
               <a:graphicData uri="http://schemas.openxmlformats.org/drawingml/2006/picture">
-                <pic:pic xmlns:pic="http://schemas.openxmlformats.org/drawingml/2006/picture">
+                <pic:pic>
                   <pic:nvPicPr>
                     <pic:cNvPr id="2" name="Image2"/>
                     <pic:cNvPicPr>
@@ -786,7 +814,7 @@
             </wp:cNvGraphicFramePr>
             <a:graphic xmlns:a="http://schemas.openxmlformats.org/drawingml/2006/main">
               <a:graphicData uri="http://schemas.openxmlformats.org/drawingml/2006/picture">
-                <pic:pic xmlns:pic="http://schemas.openxmlformats.org/drawingml/2006/picture">
+                <pic:pic>
                   <pic:nvPicPr>
                     <pic:cNvPr id="3" name="Image3"/>
                     <pic:cNvPicPr>
@@ -1025,7 +1053,7 @@
             </wp:cNvGraphicFramePr>
             <a:graphic xmlns:a="http://schemas.openxmlformats.org/drawingml/2006/main">
               <a:graphicData uri="http://schemas.openxmlformats.org/drawingml/2006/picture">
-                <pic:pic xmlns:pic="http://schemas.openxmlformats.org/drawingml/2006/picture">
+                <pic:pic>
                   <pic:nvPicPr>
                     <pic:cNvPr id="4" name="Image4"/>
                     <pic:cNvPicPr>

--- a/extrakty/doc/TC278WG12/extract_17261_(2008).docx
+++ b/extrakty/doc/TC278WG12/extract_17261_(2008).docx
@@ -25,7 +25,7 @@
           <w:sz w:val="40"/>
           <w:szCs w:val="40"/>
         </w:rPr>
-        <w:t>EXTRAKT z české technické normy</w:t>
+        <w:t xml:space="preserve">EXTRAKT z technické specifikace CEN</w:t>
       </w:r>
     </w:p>
     <w:p>
@@ -134,9 +134,9 @@
             </w:pPr>
             <w:r>
               <w:rPr/>
-              <w:t>ČSN</w:t>
+              <w:t xml:space="preserve">CEN ISO/TS 17261</w:t>
               <w:br/>
-              <w:t>EN ISO 17261</w:t>
+              <w:t/>
               <w:br/>
             </w:r>
           </w:p>
@@ -148,7 +148,7 @@
             </w:pPr>
             <w:r>
               <w:rPr/>
-              <w:t>01 8340</w:t>
+              <w:t xml:space="preserve"/>
             </w:r>
           </w:p>
         </w:tc>
@@ -164,9 +164,9 @@
       </w:pPr>
       <w:r>
         <w:rPr/>
-        <w:t>Platí od 1.8.2005</w:t>
+        <w:t xml:space="preserve">Vydána 2005, 38 stran</w:t>
         <w:tab/>
-        <w:t>38 stran</w:t>
+        <w:t/>
       </w:r>
     </w:p>
     <w:p>
